--- a/skills/phong-hcqt/assets/qtvh-05-bm01-van-phong-pham.docx
+++ b/skills/phong-hcqt/assets/qtvh-05-bm01-van-phong-pham.docx
@@ -1,5 +1,52 @@
 
-<file path=word/document.xml><?xml version="1.0" encoding="utf-8"?>
+<file path=./[Content_Types].xml><?xml version="1.0" encoding="utf-8"?>
+<Types xmlns="http://schemas.openxmlformats.org/package/2006/content-types">
+  <Default Extension="fntdata" ContentType="application/x-fontdata"/>
+  <Default Extension="jpeg" ContentType="image/jpeg"/>
+  <Default Extension="png" ContentType="image/png"/>
+  <Default Extension="rels" ContentType="application/vnd.openxmlformats-package.relationships+xml"/>
+  <Default Extension="xml" ContentType="application/xml"/>
+  <Override PartName="/word/styles.xml" ContentType="application/vnd.openxmlformats-officedocument.wordprocessingml.styles+xml"/>
+  <Override PartName="/word/footer1.xml" ContentType="application/vnd.openxmlformats-officedocument.wordprocessingml.footer+xml"/>
+  <Override PartName="/word/footer2.xml" ContentType="application/vnd.openxmlformats-officedocument.wordprocessingml.footer+xml"/>
+  <Override PartName="/word/document.xml" ContentType="application/vnd.openxmlformats-officedocument.wordprocessingml.document.main+xml"/>
+  <Override PartName="/word/header2.xml" ContentType="application/vnd.openxmlformats-officedocument.wordprocessingml.header+xml"/>
+  <Override PartName="/word/numbering.xml" ContentType="application/vnd.openxmlformats-officedocument.wordprocessingml.numbering+xml"/>
+  <Override PartName="/word/header1.xml" ContentType="application/vnd.openxmlformats-officedocument.wordprocessingml.header+xml"/>
+  <Override PartName="/word/fontTable.xml" ContentType="application/vnd.openxmlformats-officedocument.wordprocessingml.fontTable+xml"/>
+  <Override PartName="/word/settings.xml" ContentType="application/vnd.openxmlformats-officedocument.wordprocessingml.settings+xml"/>
+  <Override PartName="/word/theme/theme1.xml" ContentType="application/vnd.openxmlformats-officedocument.theme+xml"/>
+  <Override PartName="/docProps/core.xml" ContentType="application/vnd.openxmlformats-package.core-properties+xml"/>
+  <Override PartName="/docProps/app.xml" ContentType="application/vnd.openxmlformats-officedocument.extended-properties+xml"/>
+</Types>
+</file>
+
+<file path=./docProps/app.xml><?xml version="1.0" encoding="utf-8"?>
+<Properties xmlns="http://schemas.openxmlformats.org/officeDocument/2006/extended-properties" xmlns:vt="http://schemas.openxmlformats.org/officeDocument/2006/docPropsVTypes">
+  <Template>Normal</Template>
+  <TotalTime>60</TotalTime>
+  <Application>LibreOffice/26.2.4.2$Windows_X86_64 LibreOffice_project/0229ac93fcf0d7cbc6376066c6f35021cef002dc</Application>
+  <AppVersion>15.0000</AppVersion>
+</Properties>
+</file>
+
+<file path=./docProps/core.xml><?xml version="1.0" encoding="utf-8"?>
+<cp:coreProperties xmlns:cp="http://schemas.openxmlformats.org/package/2006/metadata/core-properties" xmlns:dc="http://purl.org/dc/elements/1.1/" xmlns:dcterms="http://purl.org/dc/terms/" xmlns:dcmitype="http://purl.org/dc/dcmitype/" xmlns:xsi="http://www.w3.org/2001/XMLSchema-instance">
+  <dcterms:created xsi:type="dcterms:W3CDTF">2023-07-14T07:58:00Z</dcterms:created>
+  <dc:creator>Windows xp sp2 Full</dc:creator>
+  <dc:description/>
+  <cp:keywords/>
+  <dc:language>en-US</dc:language>
+  <cp:lastModifiedBy>pl1</cp:lastModifiedBy>
+  <cp:lastPrinted>2015-05-08T08:33:00Z</cp:lastPrinted>
+  <dcterms:modified xsi:type="dcterms:W3CDTF">2023-09-05T15:09:00Z</dcterms:modified>
+  <cp:revision>16</cp:revision>
+  <dc:subject/>
+  <dc:title>1</dc:title>
+</cp:coreProperties>
+</file>
+
+<file path=./word/document.xml><?xml version="1.0" encoding="utf-8"?>
 <w:document xmlns:o="urn:schemas-microsoft-com:office:office" xmlns:r="http://schemas.openxmlformats.org/officeDocument/2006/relationships" xmlns:v="urn:schemas-microsoft-com:vml" xmlns:w="http://schemas.openxmlformats.org/wordprocessingml/2006/main" xmlns:w10="urn:schemas-microsoft-com:office:word" xmlns:wp="http://schemas.openxmlformats.org/drawingml/2006/wordprocessingDrawing" xmlns:pic="http://schemas.openxmlformats.org/drawingml/2006/picture" xmlns:wps="http://schemas.microsoft.com/office/word/2010/wordprocessingShape" xmlns:wpg="http://schemas.microsoft.com/office/word/2010/wordprocessingGroup" xmlns:mc="http://schemas.openxmlformats.org/markup-compatibility/2006" xmlns:wp14="http://schemas.microsoft.com/office/word/2010/wordprocessingDrawing" xmlns:w14="http://schemas.microsoft.com/office/word/2010/wordml" xmlns:w15="http://schemas.microsoft.com/office/word/2012/wordml">
   <w:body>
     <w:p>
@@ -4506,7 +4553,69 @@
 </w:document>
 </file>
 
-<file path=word/footer1.xml><?xml version="1.0" encoding="utf-8"?>
+<file path=./word/fontTable.xml><?xml version="1.0" encoding="utf-8"?>
+<w:fonts xmlns:w="http://schemas.openxmlformats.org/wordprocessingml/2006/main" xmlns:r="http://schemas.openxmlformats.org/officeDocument/2006/relationships">
+  <w:font w:name="Times New Roman">
+    <w:family w:val="roman"/>
+    <w:pitch w:val="variable"/>
+  </w:font>
+  <w:font w:name="Symbol">
+    <w:family w:val="roman"/>
+    <w:pitch w:val="variable"/>
+  </w:font>
+  <w:font w:name="Arial">
+    <w:family w:val="swiss"/>
+    <w:pitch w:val="variable"/>
+  </w:font>
+  <w:font w:name="Liberation Serif">
+    <w:altName w:val="Times New Roman"/>
+    <w:family w:val="roman"/>
+    <w:pitch w:val="variable"/>
+  </w:font>
+  <w:font w:name=".VnTime">
+    <w:altName w:val="Times New Roman"/>
+    <w:family w:val="swiss"/>
+    <w:pitch w:val="variable"/>
+  </w:font>
+  <w:font w:name=".VnTimeH">
+    <w:altName w:val="Times New Roman"/>
+    <w:family w:val="swiss"/>
+    <w:pitch w:val="variable"/>
+  </w:font>
+  <w:font w:name=".VnArial">
+    <w:altName w:val="Calibri"/>
+    <w:family w:val="swiss"/>
+    <w:pitch w:val="variable"/>
+  </w:font>
+  <w:font w:name=".Vn3DH">
+    <w:altName w:val="Calibri"/>
+    <w:family w:val="swiss"/>
+    <w:pitch w:val="variable"/>
+  </w:font>
+  <w:font w:name="Courier New">
+    <w:family w:val="modern"/>
+    <w:pitch w:val="default"/>
+  </w:font>
+  <w:font w:name="Wingdings">
+    <w:family w:val="auto"/>
+    <w:pitch w:val="variable"/>
+  </w:font>
+  <w:font w:name="Shruti">
+    <w:family w:val="swiss"/>
+    <w:pitch w:val="variable"/>
+  </w:font>
+  <w:font w:name=".VnArialH">
+    <w:family w:val="swiss"/>
+    <w:pitch w:val="variable"/>
+  </w:font>
+  <w:font w:name="Tahoma">
+    <w:family w:val="swiss"/>
+    <w:pitch w:val="variable"/>
+  </w:font>
+</w:fonts>
+</file>
+
+<file path=./word/footer1.xml><?xml version="1.0" encoding="utf-8"?>
 <w:ftr xmlns:o="urn:schemas-microsoft-com:office:office" xmlns:r="http://schemas.openxmlformats.org/officeDocument/2006/relationships" xmlns:v="urn:schemas-microsoft-com:vml" xmlns:w="http://schemas.openxmlformats.org/wordprocessingml/2006/main" xmlns:w10="urn:schemas-microsoft-com:office:word" xmlns:wp="http://schemas.openxmlformats.org/drawingml/2006/wordprocessingDrawing" xmlns:pic="http://schemas.openxmlformats.org/drawingml/2006/picture" xmlns:wps="http://schemas.microsoft.com/office/word/2010/wordprocessingShape" xmlns:wpg="http://schemas.microsoft.com/office/word/2010/wordprocessingGroup" xmlns:mc="http://schemas.openxmlformats.org/markup-compatibility/2006" xmlns:wp14="http://schemas.microsoft.com/office/word/2010/wordprocessingDrawing" xmlns:w14="http://schemas.microsoft.com/office/word/2010/wordml" xmlns:w15="http://schemas.microsoft.com/office/word/2012/wordml">
   <w:p>
     <w:pPr>
@@ -4759,7 +4868,7 @@
 </w:ftr>
 </file>
 
-<file path=word/footer2.xml><?xml version="1.0" encoding="utf-8"?>
+<file path=./word/footer2.xml><?xml version="1.0" encoding="utf-8"?>
 <w:ftr xmlns:o="urn:schemas-microsoft-com:office:office" xmlns:r="http://schemas.openxmlformats.org/officeDocument/2006/relationships" xmlns:v="urn:schemas-microsoft-com:vml" xmlns:w="http://schemas.openxmlformats.org/wordprocessingml/2006/main" xmlns:w10="urn:schemas-microsoft-com:office:word" xmlns:wp="http://schemas.openxmlformats.org/drawingml/2006/wordprocessingDrawing" xmlns:pic="http://schemas.openxmlformats.org/drawingml/2006/picture" xmlns:wps="http://schemas.microsoft.com/office/word/2010/wordprocessingShape" xmlns:wpg="http://schemas.microsoft.com/office/word/2010/wordprocessingGroup" xmlns:mc="http://schemas.openxmlformats.org/markup-compatibility/2006" xmlns:wp14="http://schemas.microsoft.com/office/word/2010/wordprocessingDrawing" xmlns:w14="http://schemas.microsoft.com/office/word/2010/wordml" xmlns:w15="http://schemas.microsoft.com/office/word/2012/wordml">
   <w:p>
     <w:pPr>
@@ -4773,7 +4882,7 @@
 </w:ftr>
 </file>
 
-<file path=word/header1.xml><?xml version="1.0" encoding="utf-8"?>
+<file path=./word/header1.xml><?xml version="1.0" encoding="utf-8"?>
 <w:hdr xmlns:o="urn:schemas-microsoft-com:office:office" xmlns:r="http://schemas.openxmlformats.org/officeDocument/2006/relationships" xmlns:v="urn:schemas-microsoft-com:vml" xmlns:w="http://schemas.openxmlformats.org/wordprocessingml/2006/main" xmlns:w10="urn:schemas-microsoft-com:office:word" xmlns:wp="http://schemas.openxmlformats.org/drawingml/2006/wordprocessingDrawing" xmlns:pic="http://schemas.openxmlformats.org/drawingml/2006/picture" xmlns:wps="http://schemas.microsoft.com/office/word/2010/wordprocessingShape" xmlns:wpg="http://schemas.microsoft.com/office/word/2010/wordprocessingGroup" xmlns:mc="http://schemas.openxmlformats.org/markup-compatibility/2006" xmlns:wp14="http://schemas.microsoft.com/office/word/2010/wordprocessingDrawing" xmlns:w14="http://schemas.microsoft.com/office/word/2010/wordml" xmlns:w15="http://schemas.microsoft.com/office/word/2012/wordml">
   <w:p>
     <w:pPr>
@@ -4787,7 +4896,7 @@
 </w:hdr>
 </file>
 
-<file path=word/header2.xml><?xml version="1.0" encoding="utf-8"?>
+<file path=./word/header2.xml><?xml version="1.0" encoding="utf-8"?>
 <w:hdr xmlns:o="urn:schemas-microsoft-com:office:office" xmlns:r="http://schemas.openxmlformats.org/officeDocument/2006/relationships" xmlns:v="urn:schemas-microsoft-com:vml" xmlns:w="http://schemas.openxmlformats.org/wordprocessingml/2006/main" xmlns:w10="urn:schemas-microsoft-com:office:word" xmlns:wp="http://schemas.openxmlformats.org/drawingml/2006/wordprocessingDrawing" xmlns:pic="http://schemas.openxmlformats.org/drawingml/2006/picture" xmlns:wps="http://schemas.microsoft.com/office/word/2010/wordprocessingShape" xmlns:wpg="http://schemas.microsoft.com/office/word/2010/wordprocessingGroup" xmlns:mc="http://schemas.openxmlformats.org/markup-compatibility/2006" xmlns:wp14="http://schemas.microsoft.com/office/word/2010/wordprocessingDrawing" xmlns:w14="http://schemas.microsoft.com/office/word/2010/wordml" xmlns:w15="http://schemas.microsoft.com/office/word/2012/wordml">
   <w:p>
     <w:pPr>
@@ -4803,7 +4912,7 @@
 </w:hdr>
 </file>
 
-<file path=word/numbering.xml><?xml version="1.0" encoding="utf-8"?>
+<file path=./word/numbering.xml><?xml version="1.0" encoding="utf-8"?>
 <w:numbering xmlns:w="http://schemas.openxmlformats.org/wordprocessingml/2006/main" xmlns:o="urn:schemas-microsoft-com:office:office" xmlns:r="http://schemas.openxmlformats.org/officeDocument/2006/relationships" xmlns:v="urn:schemas-microsoft-com:vml" xmlns:mc="http://schemas.openxmlformats.org/markup-compatibility/2006" xmlns:w14="http://schemas.microsoft.com/office/word/2010/wordml">
   <w:abstractNum w:abstractNumId="1">
     <w:lvl w:ilvl="0">
@@ -4938,7 +5047,20 @@
 </w:numbering>
 </file>
 
-<file path=word/styles.xml><?xml version="1.0" encoding="utf-8"?>
+<file path=./word/settings.xml><?xml version="1.0" encoding="utf-8"?>
+<w:settings xmlns:w="http://schemas.openxmlformats.org/wordprocessingml/2006/main">
+  <w:zoom w:percent="100"/>
+  <w:defaultTabStop w:val="720"/>
+  <w:autoHyphenation w:val="true"/>
+  <w:hyphenationZone w:val="0"/>
+  <w:compat>
+    <w:doNotBreakWrappedTables/>
+    <w:compatSetting w:name="compatibilityMode" w:uri="http://schemas.microsoft.com/office/word" w:val="11"/>
+  </w:compat>
+</w:settings>
+</file>
+
+<file path=./word/styles.xml><?xml version="1.0" encoding="utf-8"?>
 <w:styles xmlns:w="http://schemas.openxmlformats.org/wordprocessingml/2006/main" xmlns:w14="http://schemas.microsoft.com/office/word/2010/wordml" xmlns:mc="http://schemas.openxmlformats.org/markup-compatibility/2006">
   <w:docDefaults>
     <w:rPrDefault>
@@ -5676,7 +5798,7 @@
 </w:styles>
 </file>
 
-<file path=word/theme/theme1.xml><?xml version="1.0" encoding="utf-8"?>
+<file path=./word/theme/theme1.xml><?xml version="1.0" encoding="utf-8"?>
 <a:theme xmlns:a="http://schemas.openxmlformats.org/drawingml/2006/main" xmlns:r="http://schemas.openxmlformats.org/officeDocument/2006/relationships" name="Office">
   <a:themeElements>
     <a:clrScheme name="LibreOffice">

--- a/skills/phong-hcqt/assets/qtvh-05-bm01-van-phong-pham.docx
+++ b/skills/phong-hcqt/assets/qtvh-05-bm01-van-phong-pham.docx
@@ -1,52 +1,5 @@
 
-<file path=./[Content_Types].xml><?xml version="1.0" encoding="utf-8"?>
-<Types xmlns="http://schemas.openxmlformats.org/package/2006/content-types">
-  <Default Extension="fntdata" ContentType="application/x-fontdata"/>
-  <Default Extension="jpeg" ContentType="image/jpeg"/>
-  <Default Extension="png" ContentType="image/png"/>
-  <Default Extension="rels" ContentType="application/vnd.openxmlformats-package.relationships+xml"/>
-  <Default Extension="xml" ContentType="application/xml"/>
-  <Override PartName="/word/styles.xml" ContentType="application/vnd.openxmlformats-officedocument.wordprocessingml.styles+xml"/>
-  <Override PartName="/word/footer1.xml" ContentType="application/vnd.openxmlformats-officedocument.wordprocessingml.footer+xml"/>
-  <Override PartName="/word/footer2.xml" ContentType="application/vnd.openxmlformats-officedocument.wordprocessingml.footer+xml"/>
-  <Override PartName="/word/document.xml" ContentType="application/vnd.openxmlformats-officedocument.wordprocessingml.document.main+xml"/>
-  <Override PartName="/word/header2.xml" ContentType="application/vnd.openxmlformats-officedocument.wordprocessingml.header+xml"/>
-  <Override PartName="/word/numbering.xml" ContentType="application/vnd.openxmlformats-officedocument.wordprocessingml.numbering+xml"/>
-  <Override PartName="/word/header1.xml" ContentType="application/vnd.openxmlformats-officedocument.wordprocessingml.header+xml"/>
-  <Override PartName="/word/fontTable.xml" ContentType="application/vnd.openxmlformats-officedocument.wordprocessingml.fontTable+xml"/>
-  <Override PartName="/word/settings.xml" ContentType="application/vnd.openxmlformats-officedocument.wordprocessingml.settings+xml"/>
-  <Override PartName="/word/theme/theme1.xml" ContentType="application/vnd.openxmlformats-officedocument.theme+xml"/>
-  <Override PartName="/docProps/core.xml" ContentType="application/vnd.openxmlformats-package.core-properties+xml"/>
-  <Override PartName="/docProps/app.xml" ContentType="application/vnd.openxmlformats-officedocument.extended-properties+xml"/>
-</Types>
-</file>
-
-<file path=./docProps/app.xml><?xml version="1.0" encoding="utf-8"?>
-<Properties xmlns="http://schemas.openxmlformats.org/officeDocument/2006/extended-properties" xmlns:vt="http://schemas.openxmlformats.org/officeDocument/2006/docPropsVTypes">
-  <Template>Normal</Template>
-  <TotalTime>60</TotalTime>
-  <Application>LibreOffice/26.2.4.2$Windows_X86_64 LibreOffice_project/0229ac93fcf0d7cbc6376066c6f35021cef002dc</Application>
-  <AppVersion>15.0000</AppVersion>
-</Properties>
-</file>
-
-<file path=./docProps/core.xml><?xml version="1.0" encoding="utf-8"?>
-<cp:coreProperties xmlns:cp="http://schemas.openxmlformats.org/package/2006/metadata/core-properties" xmlns:dc="http://purl.org/dc/elements/1.1/" xmlns:dcterms="http://purl.org/dc/terms/" xmlns:dcmitype="http://purl.org/dc/dcmitype/" xmlns:xsi="http://www.w3.org/2001/XMLSchema-instance">
-  <dcterms:created xsi:type="dcterms:W3CDTF">2023-07-14T07:58:00Z</dcterms:created>
-  <dc:creator>Windows xp sp2 Full</dc:creator>
-  <dc:description/>
-  <cp:keywords/>
-  <dc:language>en-US</dc:language>
-  <cp:lastModifiedBy>pl1</cp:lastModifiedBy>
-  <cp:lastPrinted>2015-05-08T08:33:00Z</cp:lastPrinted>
-  <dcterms:modified xsi:type="dcterms:W3CDTF">2023-09-05T15:09:00Z</dcterms:modified>
-  <cp:revision>16</cp:revision>
-  <dc:subject/>
-  <dc:title>1</dc:title>
-</cp:coreProperties>
-</file>
-
-<file path=./word/document.xml><?xml version="1.0" encoding="utf-8"?>
+<file path=word/document.xml><?xml version="1.0" encoding="utf-8"?>
 <w:document xmlns:o="urn:schemas-microsoft-com:office:office" xmlns:r="http://schemas.openxmlformats.org/officeDocument/2006/relationships" xmlns:v="urn:schemas-microsoft-com:vml" xmlns:w="http://schemas.openxmlformats.org/wordprocessingml/2006/main" xmlns:w10="urn:schemas-microsoft-com:office:word" xmlns:wp="http://schemas.openxmlformats.org/drawingml/2006/wordprocessingDrawing" xmlns:pic="http://schemas.openxmlformats.org/drawingml/2006/picture" xmlns:wps="http://schemas.microsoft.com/office/word/2010/wordprocessingShape" xmlns:wpg="http://schemas.microsoft.com/office/word/2010/wordprocessingGroup" xmlns:mc="http://schemas.openxmlformats.org/markup-compatibility/2006" xmlns:wp14="http://schemas.microsoft.com/office/word/2010/wordprocessingDrawing" xmlns:w14="http://schemas.microsoft.com/office/word/2010/wordml" xmlns:w15="http://schemas.microsoft.com/office/word/2012/wordml">
   <w:body>
     <w:p>
@@ -4553,69 +4506,7 @@
 </w:document>
 </file>
 
-<file path=./word/fontTable.xml><?xml version="1.0" encoding="utf-8"?>
-<w:fonts xmlns:w="http://schemas.openxmlformats.org/wordprocessingml/2006/main" xmlns:r="http://schemas.openxmlformats.org/officeDocument/2006/relationships">
-  <w:font w:name="Times New Roman">
-    <w:family w:val="roman"/>
-    <w:pitch w:val="variable"/>
-  </w:font>
-  <w:font w:name="Symbol">
-    <w:family w:val="roman"/>
-    <w:pitch w:val="variable"/>
-  </w:font>
-  <w:font w:name="Arial">
-    <w:family w:val="swiss"/>
-    <w:pitch w:val="variable"/>
-  </w:font>
-  <w:font w:name="Liberation Serif">
-    <w:altName w:val="Times New Roman"/>
-    <w:family w:val="roman"/>
-    <w:pitch w:val="variable"/>
-  </w:font>
-  <w:font w:name=".VnTime">
-    <w:altName w:val="Times New Roman"/>
-    <w:family w:val="swiss"/>
-    <w:pitch w:val="variable"/>
-  </w:font>
-  <w:font w:name=".VnTimeH">
-    <w:altName w:val="Times New Roman"/>
-    <w:family w:val="swiss"/>
-    <w:pitch w:val="variable"/>
-  </w:font>
-  <w:font w:name=".VnArial">
-    <w:altName w:val="Calibri"/>
-    <w:family w:val="swiss"/>
-    <w:pitch w:val="variable"/>
-  </w:font>
-  <w:font w:name=".Vn3DH">
-    <w:altName w:val="Calibri"/>
-    <w:family w:val="swiss"/>
-    <w:pitch w:val="variable"/>
-  </w:font>
-  <w:font w:name="Courier New">
-    <w:family w:val="modern"/>
-    <w:pitch w:val="default"/>
-  </w:font>
-  <w:font w:name="Wingdings">
-    <w:family w:val="auto"/>
-    <w:pitch w:val="variable"/>
-  </w:font>
-  <w:font w:name="Shruti">
-    <w:family w:val="swiss"/>
-    <w:pitch w:val="variable"/>
-  </w:font>
-  <w:font w:name=".VnArialH">
-    <w:family w:val="swiss"/>
-    <w:pitch w:val="variable"/>
-  </w:font>
-  <w:font w:name="Tahoma">
-    <w:family w:val="swiss"/>
-    <w:pitch w:val="variable"/>
-  </w:font>
-</w:fonts>
-</file>
-
-<file path=./word/footer1.xml><?xml version="1.0" encoding="utf-8"?>
+<file path=word/footer1.xml><?xml version="1.0" encoding="utf-8"?>
 <w:ftr xmlns:o="urn:schemas-microsoft-com:office:office" xmlns:r="http://schemas.openxmlformats.org/officeDocument/2006/relationships" xmlns:v="urn:schemas-microsoft-com:vml" xmlns:w="http://schemas.openxmlformats.org/wordprocessingml/2006/main" xmlns:w10="urn:schemas-microsoft-com:office:word" xmlns:wp="http://schemas.openxmlformats.org/drawingml/2006/wordprocessingDrawing" xmlns:pic="http://schemas.openxmlformats.org/drawingml/2006/picture" xmlns:wps="http://schemas.microsoft.com/office/word/2010/wordprocessingShape" xmlns:wpg="http://schemas.microsoft.com/office/word/2010/wordprocessingGroup" xmlns:mc="http://schemas.openxmlformats.org/markup-compatibility/2006" xmlns:wp14="http://schemas.microsoft.com/office/word/2010/wordprocessingDrawing" xmlns:w14="http://schemas.microsoft.com/office/word/2010/wordml" xmlns:w15="http://schemas.microsoft.com/office/word/2012/wordml">
   <w:p>
     <w:pPr>
@@ -4868,7 +4759,7 @@
 </w:ftr>
 </file>
 
-<file path=./word/footer2.xml><?xml version="1.0" encoding="utf-8"?>
+<file path=word/footer2.xml><?xml version="1.0" encoding="utf-8"?>
 <w:ftr xmlns:o="urn:schemas-microsoft-com:office:office" xmlns:r="http://schemas.openxmlformats.org/officeDocument/2006/relationships" xmlns:v="urn:schemas-microsoft-com:vml" xmlns:w="http://schemas.openxmlformats.org/wordprocessingml/2006/main" xmlns:w10="urn:schemas-microsoft-com:office:word" xmlns:wp="http://schemas.openxmlformats.org/drawingml/2006/wordprocessingDrawing" xmlns:pic="http://schemas.openxmlformats.org/drawingml/2006/picture" xmlns:wps="http://schemas.microsoft.com/office/word/2010/wordprocessingShape" xmlns:wpg="http://schemas.microsoft.com/office/word/2010/wordprocessingGroup" xmlns:mc="http://schemas.openxmlformats.org/markup-compatibility/2006" xmlns:wp14="http://schemas.microsoft.com/office/word/2010/wordprocessingDrawing" xmlns:w14="http://schemas.microsoft.com/office/word/2010/wordml" xmlns:w15="http://schemas.microsoft.com/office/word/2012/wordml">
   <w:p>
     <w:pPr>
@@ -4882,7 +4773,7 @@
 </w:ftr>
 </file>
 
-<file path=./word/header1.xml><?xml version="1.0" encoding="utf-8"?>
+<file path=word/header1.xml><?xml version="1.0" encoding="utf-8"?>
 <w:hdr xmlns:o="urn:schemas-microsoft-com:office:office" xmlns:r="http://schemas.openxmlformats.org/officeDocument/2006/relationships" xmlns:v="urn:schemas-microsoft-com:vml" xmlns:w="http://schemas.openxmlformats.org/wordprocessingml/2006/main" xmlns:w10="urn:schemas-microsoft-com:office:word" xmlns:wp="http://schemas.openxmlformats.org/drawingml/2006/wordprocessingDrawing" xmlns:pic="http://schemas.openxmlformats.org/drawingml/2006/picture" xmlns:wps="http://schemas.microsoft.com/office/word/2010/wordprocessingShape" xmlns:wpg="http://schemas.microsoft.com/office/word/2010/wordprocessingGroup" xmlns:mc="http://schemas.openxmlformats.org/markup-compatibility/2006" xmlns:wp14="http://schemas.microsoft.com/office/word/2010/wordprocessingDrawing" xmlns:w14="http://schemas.microsoft.com/office/word/2010/wordml" xmlns:w15="http://schemas.microsoft.com/office/word/2012/wordml">
   <w:p>
     <w:pPr>
@@ -4896,7 +4787,7 @@
 </w:hdr>
 </file>
 
-<file path=./word/header2.xml><?xml version="1.0" encoding="utf-8"?>
+<file path=word/header2.xml><?xml version="1.0" encoding="utf-8"?>
 <w:hdr xmlns:o="urn:schemas-microsoft-com:office:office" xmlns:r="http://schemas.openxmlformats.org/officeDocument/2006/relationships" xmlns:v="urn:schemas-microsoft-com:vml" xmlns:w="http://schemas.openxmlformats.org/wordprocessingml/2006/main" xmlns:w10="urn:schemas-microsoft-com:office:word" xmlns:wp="http://schemas.openxmlformats.org/drawingml/2006/wordprocessingDrawing" xmlns:pic="http://schemas.openxmlformats.org/drawingml/2006/picture" xmlns:wps="http://schemas.microsoft.com/office/word/2010/wordprocessingShape" xmlns:wpg="http://schemas.microsoft.com/office/word/2010/wordprocessingGroup" xmlns:mc="http://schemas.openxmlformats.org/markup-compatibility/2006" xmlns:wp14="http://schemas.microsoft.com/office/word/2010/wordprocessingDrawing" xmlns:w14="http://schemas.microsoft.com/office/word/2010/wordml" xmlns:w15="http://schemas.microsoft.com/office/word/2012/wordml">
   <w:p>
     <w:pPr>
@@ -4912,7 +4803,7 @@
 </w:hdr>
 </file>
 
-<file path=./word/numbering.xml><?xml version="1.0" encoding="utf-8"?>
+<file path=word/numbering.xml><?xml version="1.0" encoding="utf-8"?>
 <w:numbering xmlns:w="http://schemas.openxmlformats.org/wordprocessingml/2006/main" xmlns:o="urn:schemas-microsoft-com:office:office" xmlns:r="http://schemas.openxmlformats.org/officeDocument/2006/relationships" xmlns:v="urn:schemas-microsoft-com:vml" xmlns:mc="http://schemas.openxmlformats.org/markup-compatibility/2006" xmlns:w14="http://schemas.microsoft.com/office/word/2010/wordml">
   <w:abstractNum w:abstractNumId="1">
     <w:lvl w:ilvl="0">
@@ -5047,20 +4938,7 @@
 </w:numbering>
 </file>
 
-<file path=./word/settings.xml><?xml version="1.0" encoding="utf-8"?>
-<w:settings xmlns:w="http://schemas.openxmlformats.org/wordprocessingml/2006/main">
-  <w:zoom w:percent="100"/>
-  <w:defaultTabStop w:val="720"/>
-  <w:autoHyphenation w:val="true"/>
-  <w:hyphenationZone w:val="0"/>
-  <w:compat>
-    <w:doNotBreakWrappedTables/>
-    <w:compatSetting w:name="compatibilityMode" w:uri="http://schemas.microsoft.com/office/word" w:val="11"/>
-  </w:compat>
-</w:settings>
-</file>
-
-<file path=./word/styles.xml><?xml version="1.0" encoding="utf-8"?>
+<file path=word/styles.xml><?xml version="1.0" encoding="utf-8"?>
 <w:styles xmlns:w="http://schemas.openxmlformats.org/wordprocessingml/2006/main" xmlns:w14="http://schemas.microsoft.com/office/word/2010/wordml" xmlns:mc="http://schemas.openxmlformats.org/markup-compatibility/2006">
   <w:docDefaults>
     <w:rPrDefault>
@@ -5798,7 +5676,7 @@
 </w:styles>
 </file>
 
-<file path=./word/theme/theme1.xml><?xml version="1.0" encoding="utf-8"?>
+<file path=word/theme/theme1.xml><?xml version="1.0" encoding="utf-8"?>
 <a:theme xmlns:a="http://schemas.openxmlformats.org/drawingml/2006/main" xmlns:r="http://schemas.openxmlformats.org/officeDocument/2006/relationships" name="Office">
   <a:themeElements>
     <a:clrScheme name="LibreOffice">

--- a/skills/phong-hcqt/assets/qtvh-05-bm01-van-phong-pham.docx
+++ b/skills/phong-hcqt/assets/qtvh-05-bm01-van-phong-pham.docx
@@ -161,7 +161,7 @@
                 <w:sz w:val="26"/>
                 <w:szCs w:val="26"/>
               </w:rPr>
-              <w:t>VĂN PHÒNG PHẨM</w:t>
+              <w:t xml:space="preserve">VĂN PHÒNG PHẨM</w:t>
             </w:r>
           </w:p>
         </w:tc>
@@ -205,7 +205,7 @@
           <w:sz w:val="26"/>
           <w:szCs w:val="26"/>
         </w:rPr>
-        <w:t>Ngày yêu cầu:………………………………………….....................................</w:t>
+        <w:t xml:space="preserve">Ngày yêu cầu:………………………………………….....................................</w:t>
       </w:r>
       <w:r>
         <w:rPr>
@@ -214,7 +214,7 @@
           <w:szCs w:val="26"/>
           <w:lang w:val="vi-VN"/>
         </w:rPr>
-        <w:t>..............</w:t>
+        <w:t xml:space="preserve">..............</w:t>
       </w:r>
     </w:p>
     <w:p>
@@ -233,7 +233,7 @@
           <w:sz w:val="26"/>
           <w:szCs w:val="26"/>
         </w:rPr>
-        <w:t>Khoa, phòng: …………………………………………...................................................</w:t>
+        <w:t xml:space="preserve">Khoa, phòng: …………………………………………...................................................</w:t>
       </w:r>
     </w:p>
     <w:p>
@@ -267,11 +267,11 @@
           <w:sz w:val="26"/>
           <w:szCs w:val="26"/>
         </w:rPr>
-        <w:t>Ghi ch</w:t>
+        <w:t xml:space="preserve">Ghi ch</w:t>
       </w:r>
       <w:r>
         <w:rPr/>
-        <w:t>ú:</w:t>
+        <w:t xml:space="preserve">ú:</w:t>
       </w:r>
     </w:p>
     <w:tbl>
@@ -325,7 +325,7 @@
                 <w:sz w:val="26"/>
                 <w:szCs w:val="26"/>
               </w:rPr>
-              <w:t>Stt</w:t>
+              <w:t xml:space="preserve">Stt</w:t>
             </w:r>
           </w:p>
         </w:tc>
@@ -353,7 +353,7 @@
                 <w:sz w:val="26"/>
                 <w:szCs w:val="26"/>
               </w:rPr>
-              <w:t>Tên văn phòng phẩm</w:t>
+              <w:t xml:space="preserve">Tên văn phòng phẩm</w:t>
             </w:r>
           </w:p>
         </w:tc>
@@ -386,7 +386,7 @@
                 <w:sz w:val="26"/>
                 <w:szCs w:val="26"/>
               </w:rPr>
-              <w:t>Đơn vị tính</w:t>
+              <w:t xml:space="preserve">Đơn vị tính</w:t>
             </w:r>
           </w:p>
         </w:tc>
@@ -424,7 +424,7 @@
                 <w:szCs w:val="26"/>
                 <w:lang w:val="vi-VN"/>
               </w:rPr>
-              <w:t>l</w:t>
+              <w:t xml:space="preserve">l</w:t>
             </w:r>
             <w:r>
               <w:rPr>
@@ -433,7 +433,7 @@
                 <w:sz w:val="26"/>
                 <w:szCs w:val="26"/>
               </w:rPr>
-              <w:t>ượng</w:t>
+              <w:t xml:space="preserve">ượng</w:t>
             </w:r>
           </w:p>
           <w:p>
@@ -454,7 +454,7 @@
                 <w:sz w:val="26"/>
                 <w:szCs w:val="26"/>
               </w:rPr>
-              <w:t>Yêu cầu</w:t>
+              <w:t xml:space="preserve">Yêu cầu</w:t>
             </w:r>
           </w:p>
         </w:tc>
@@ -487,7 +487,7 @@
                 <w:sz w:val="26"/>
                 <w:szCs w:val="26"/>
               </w:rPr>
-              <w:t>Ghi chú</w:t>
+              <w:t xml:space="preserve">Ghi chú</w:t>
             </w:r>
           </w:p>
         </w:tc>
@@ -4136,7 +4136,7 @@
                 <w:szCs w:val="26"/>
                 <w:lang w:val="vi-VN"/>
               </w:rPr>
-              <w:t>Việt Trì, n</w:t>
+              <w:t xml:space="preserve">Việt Trì, n</w:t>
             </w:r>
             <w:r>
               <w:rPr>
@@ -4146,7 +4146,7 @@
                 <w:sz w:val="26"/>
                 <w:szCs w:val="26"/>
               </w:rPr>
-              <w:t>gày ........</w:t>
+              <w:t xml:space="preserve">gày ........</w:t>
             </w:r>
             <w:r>
               <w:rPr>
@@ -4157,7 +4157,7 @@
                 <w:szCs w:val="26"/>
                 <w:lang w:val="vi-VN"/>
               </w:rPr>
-              <w:t>t</w:t>
+              <w:t xml:space="preserve">t</w:t>
             </w:r>
             <w:r>
               <w:rPr>
@@ -4167,7 +4167,7 @@
                 <w:sz w:val="26"/>
                 <w:szCs w:val="26"/>
               </w:rPr>
-              <w:t>háng.......</w:t>
+              <w:t xml:space="preserve">háng.......</w:t>
             </w:r>
             <w:r>
               <w:rPr>
@@ -4178,7 +4178,7 @@
                 <w:szCs w:val="26"/>
                 <w:lang w:val="vi-VN"/>
               </w:rPr>
-              <w:t>n</w:t>
+              <w:t xml:space="preserve">n</w:t>
             </w:r>
             <w:r>
               <w:rPr>
@@ -4188,7 +4188,7 @@
                 <w:sz w:val="26"/>
                 <w:szCs w:val="26"/>
               </w:rPr>
-              <w:t>ăm............</w:t>
+              <w:t xml:space="preserve">ăm............</w:t>
             </w:r>
           </w:p>
         </w:tc>
@@ -4217,7 +4217,7 @@
                 <w:sz w:val="26"/>
                 <w:szCs w:val="26"/>
               </w:rPr>
-              <w:t>Điều dưỡng hành ch</w:t>
+              <w:t xml:space="preserve">Điều dưỡng hành ch</w:t>
             </w:r>
             <w:r>
               <w:rPr>
@@ -4227,7 +4227,7 @@
                 <w:szCs w:val="26"/>
                 <w:lang w:val="vi-VN"/>
               </w:rPr>
-              <w:t>í</w:t>
+              <w:t xml:space="preserve">í</w:t>
             </w:r>
             <w:r>
               <w:rPr>
@@ -4236,7 +4236,7 @@
                 <w:sz w:val="26"/>
                 <w:szCs w:val="26"/>
               </w:rPr>
-              <w:t>nh</w:t>
+              <w:t xml:space="preserve">nh</w:t>
             </w:r>
           </w:p>
         </w:tc>
@@ -4262,7 +4262,7 @@
                 <w:sz w:val="26"/>
                 <w:szCs w:val="26"/>
               </w:rPr>
-              <w:t>Lãnh đạo khoa, phòng</w:t>
+              <w:t xml:space="preserve">Lãnh đạo khoa, phòng</w:t>
             </w:r>
           </w:p>
         </w:tc>
@@ -4288,7 +4288,7 @@
                 <w:sz w:val="26"/>
                 <w:szCs w:val="26"/>
               </w:rPr>
-              <w:t>Người phát</w:t>
+              <w:t xml:space="preserve">Người phát</w:t>
             </w:r>
           </w:p>
         </w:tc>
@@ -4402,7 +4402,7 @@
           <w:sz w:val="26"/>
           <w:szCs w:val="26"/>
         </w:rPr>
-        <w:t xml:space="preserve">                                                                                 </w:t>
+        <w:t xml:space="preserve"> </w:t>
       </w:r>
     </w:p>
     <w:p>
@@ -4439,7 +4439,7 @@
           <w:sz w:val="26"/>
           <w:szCs w:val="26"/>
         </w:rPr>
-        <w:t xml:space="preserve">                                                                                          </w:t>
+        <w:t xml:space="preserve"> </w:t>
       </w:r>
     </w:p>
     <w:p>
